--- a/word_reports/LP_0270_위치_494_Paul Mauriat_Please Retur.docx
+++ b/word_reports/LP_0270_위치_494_Paul Mauriat_Please Retur.docx
@@ -4,7 +4,7 @@
   <w:body>
     <w:p>
       <w:pPr>
-        <w:spacing w:after="280"/>
+        <w:spacing w:after="80"/>
       </w:pPr>
       <w:r>
         <w:rPr w:rFonts="맑은 고딕">
@@ -13,94 +13,47 @@
           <w:color w:val="1E3A8A"/>
           <w:sz w:val="30"/>
         </w:rPr>
-        <w:t>[494] Paul Mauriat - Please Return to Pusan Port</w:t>
+        <w:t>Paul Mauriat (폴 모리아) - Please Return to Pusan Port</w:t>
       </w:r>
     </w:p>
     <w:p>
       <w:pPr>
-        <w:spacing w:after="320"/>
+        <w:spacing w:after="240"/>
       </w:pPr>
       <w:r>
         <w:rPr w:rFonts="맑은 고딕">
           <w:rFonts w:ascii="맑은 고딕" w:hAnsi="맑은 고딕" w:eastAsia="맑은 고딕"/>
           <w:b/>
-          <w:sz w:val="20"/>
+          <w:color w:val="4B5563"/>
+          <w:sz w:val="22"/>
         </w:rPr>
-        <w:t>■ 위치 : 494</w:t>
-        <w:br/>
-      </w:r>
-      <w:r>
-        <w:rPr w:rFonts="맑은 고딕">
-          <w:rFonts w:ascii="맑은 고딕" w:hAnsi="맑은 고딕" w:eastAsia="맑은 고딕"/>
-          <w:b/>
-          <w:sz w:val="20"/>
-        </w:rPr>
-        <w:t>■ 아티스트 : Paul Mauriat</w:t>
-        <w:br/>
-      </w:r>
-      <w:r>
-        <w:rPr w:rFonts="맑은 고딕">
-          <w:rFonts w:ascii="맑은 고딕" w:hAnsi="맑은 고딕" w:eastAsia="맑은 고딕"/>
-          <w:b/>
-          <w:sz w:val="20"/>
-        </w:rPr>
-        <w:t>■ 앨범명 : Please Return to Pusan Port</w:t>
-        <w:br/>
-      </w:r>
-      <w:r>
-        <w:rPr w:rFonts="맑은 고딕">
-          <w:rFonts w:ascii="맑은 고딕" w:hAnsi="맑은 고딕" w:eastAsia="맑은 고딕"/>
-          <w:b w:val="0"/>
-          <w:sz w:val="20"/>
-        </w:rPr>
-        <w:t>■ 음반 레이블 : Philips Records</w:t>
-        <w:br/>
-      </w:r>
-      <w:r>
-        <w:rPr w:rFonts="맑은 고딕">
-          <w:rFonts w:ascii="맑은 고딕" w:hAnsi="맑은 고딕" w:eastAsia="맑은 고딕"/>
-          <w:b w:val="0"/>
-          <w:sz w:val="20"/>
-        </w:rPr>
-        <w:t>■ 발매년도 : 1979</w:t>
-        <w:br/>
-      </w:r>
-      <w:r>
-        <w:rPr w:rFonts="맑은 고딕">
-          <w:rFonts w:ascii="맑은 고딕" w:hAnsi="맑은 고딕" w:eastAsia="맑은 고딕"/>
-          <w:b w:val="0"/>
-          <w:sz w:val="20"/>
-        </w:rPr>
-        <w:t>■ 장르 : 이지 리스닝 (Easy Listening), 프렌치 팝 오케스트라 (French Pop Orchestra)</w:t>
-        <w:br/>
-      </w:r>
-      <w:r>
-        <w:rPr w:rFonts="맑은 고딕">
-          <w:rFonts w:ascii="맑은 고딕" w:hAnsi="맑은 고딕" w:eastAsia="맑은 고딕"/>
-          <w:b w:val="0"/>
-          <w:sz w:val="20"/>
-        </w:rPr>
-        <w:t>■ 주요 수록곡 : 1. 돌아와요 부산항에 (Please Return to Pusan Port)</w:t>
-        <w:br/>
+        <w:t>위치 :  494</w:t>
       </w:r>
     </w:p>
     <w:p>
       <w:pPr>
-        <w:spacing w:after="160"/>
+        <w:spacing w:line="324" w:lineRule="auto" w:before="80" w:after="160"/>
       </w:pPr>
       <w:r>
         <w:rPr w:rFonts="맑은 고딕">
           <w:rFonts w:ascii="맑은 고딕" w:hAnsi="맑은 고딕" w:eastAsia="맑은 고딕"/>
           <w:b/>
           <w:color w:val="1F2937"/>
-          <w:sz w:val="24"/>
+          <w:sz w:val="22"/>
         </w:rPr>
-        <w:t>■ 음반 해설 및 감상 가이드</w:t>
+        <w:t xml:space="preserve">[음반 소개] </w:t>
+      </w:r>
+      <w:r>
+        <w:rPr w:rFonts="맑은 고딕">
+          <w:rFonts w:ascii="맑은 고딕" w:hAnsi="맑은 고딕" w:eastAsia="맑은 고딕"/>
+          <w:b w:val="0"/>
+          <w:sz w:val="21"/>
+        </w:rPr>
       </w:r>
     </w:p>
     <w:p>
       <w:pPr>
-        <w:spacing w:line="312" w:lineRule="auto" w:after="120"/>
+        <w:spacing w:line="324" w:lineRule="auto" w:after="120"/>
       </w:pPr>
       <w:r>
         <w:rPr w:rFonts="맑은 고딕">
@@ -108,51 +61,516 @@
           <w:b w:val="0"/>
           <w:sz w:val="21"/>
         </w:rPr>
-        <w:t>프랑스 이지 리스닝 음악계의거장 폴 모리아(Paul Mauriat)가 한국 팬들에게 보낸 가장 아름다운 음악적 편지라 할 수 있는 이 음반은, 동양의 정서와 서양의 클래시컬한 팝 오케스트레이션이 완벽한 조화를 이룬 명작입니다. 1970년대 후반 한국을 방문하며 국내 음악 팬들과 깊은 교감을 나누었던 폴 모리아는 한국의 국민적 히트곡이었던 조용필의 &lt;돌아와요 부산항에&gt;를 특유의 우아하고 감각적인 프렌치 오케스트라 사운드로 재해석하여 본 앨범의 타이틀로 내세웠습니다.</w:t>
+        <w:t>프랑스 경음악의 거장 폴 모리아가 한국인의 가슴 깊은 곳에 자리한 민족적 애환과 서정을 특유의 유려한 프렌치 오케스트레이션으로 승화시킨 기념비적인 명반입니다. 1970년대 후반 대한민국을 뒤흔들었던 조용필의 절창 ‘돌아와요 부산항에’를 비롯한 친숙한 멜로디들이 파리지앵의 세련된 감수성과 만나 이국적이면서도 찬란한 관현악의 파노라마로 다시 태어났습니다. 동서양의 정서가 가장 아름다운 지점에서 조우하며 시대를 초월한 감동을 선사하는 이 앨범은, 한국 가요의 보편적 아름다움을 세계적 수준의 편곡 미학으로 증명해 낸 역사적 기록입니다.</w:t>
       </w:r>
     </w:p>
     <w:p>
       <w:pPr>
-        <w:spacing w:line="312" w:lineRule="auto" w:after="120"/>
+        <w:spacing w:line="324" w:lineRule="auto" w:before="200" w:after="80"/>
       </w:pPr>
+      <w:r>
+        <w:rPr w:rFonts="맑은 고딕">
+          <w:rFonts w:ascii="맑은 고딕" w:hAnsi="맑은 고딕" w:eastAsia="맑은 고딕"/>
+          <w:b/>
+          <w:color w:val="1E3A8A"/>
+          <w:sz w:val="24"/>
+        </w:rPr>
+        <w:t>1. 음반 데이터</w:t>
+      </w:r>
+    </w:p>
+    <w:p>
+      <w:pPr>
+        <w:spacing w:line="324" w:lineRule="auto" w:after="80"/>
+      </w:pPr>
+      <w:r>
+        <w:rPr w:rFonts="맑은 고딕">
+          <w:rFonts w:ascii="맑은 고딕" w:hAnsi="맑은 고딕" w:eastAsia="맑은 고딕"/>
+          <w:b w:val="0"/>
+          <w:color w:val="6B7280"/>
+          <w:sz w:val="21"/>
+        </w:rPr>
+        <w:t xml:space="preserve">· </w:t>
+      </w:r>
+      <w:r>
+        <w:rPr w:rFonts="맑은 고딕">
+          <w:rFonts w:ascii="맑은 고딕" w:hAnsi="맑은 고딕" w:eastAsia="맑은 고딕"/>
+          <w:b/>
+          <w:color w:val="1F2937"/>
+          <w:sz w:val="21"/>
+        </w:rPr>
+        <w:t xml:space="preserve">앨범명: </w:t>
+      </w:r>
       <w:r>
         <w:rPr w:rFonts="맑은 고딕">
           <w:rFonts w:ascii="맑은 고딕" w:hAnsi="맑은 고딕" w:eastAsia="맑은 고딕"/>
           <w:b w:val="0"/>
           <w:sz w:val="21"/>
         </w:rPr>
-        <w:t>음반의 하이라이트인 타이틀곡 &lt;돌아와요 부산항에&gt;는 원곡이 지닌 트로트 특유의 한(恨)과 그리움의 정서를 웅장하면서도 서정적인 현악 세션과 아련한 목관 악기의 선율로 승화시켰습니다. 원곡의 멜로디라인을 훼손하지 않으면서도, 폴 모리아 특유의 섬세한 하프시코드 연주와 팝적인 리듬감을 더해 이국적이면서도 품격 있는 명곡으로 재탄생시켰습니다. 이 곡은 당시 한국뿐만 아니라 일본과 유럽 등지에서도 큰 호평을 받으며 한국 대중음악의 세계화에 기여한 신호탄으로 평가받습니다.</w:t>
+        <w:t>Please Return to Pusan Port</w:t>
       </w:r>
     </w:p>
     <w:p>
       <w:pPr>
-        <w:spacing w:line="312" w:lineRule="auto" w:after="120"/>
+        <w:spacing w:line="324" w:lineRule="auto" w:after="80"/>
       </w:pPr>
+      <w:r>
+        <w:rPr w:rFonts="맑은 고딕">
+          <w:rFonts w:ascii="맑은 고딕" w:hAnsi="맑은 고딕" w:eastAsia="맑은 고딕"/>
+          <w:b w:val="0"/>
+          <w:color w:val="6B7280"/>
+          <w:sz w:val="21"/>
+        </w:rPr>
+        <w:t xml:space="preserve">· </w:t>
+      </w:r>
+      <w:r>
+        <w:rPr w:rFonts="맑은 고딕">
+          <w:rFonts w:ascii="맑은 고딕" w:hAnsi="맑은 고딕" w:eastAsia="맑은 고딕"/>
+          <w:b/>
+          <w:color w:val="1F2937"/>
+          <w:sz w:val="21"/>
+        </w:rPr>
+        <w:t xml:space="preserve">아티스트: </w:t>
+      </w:r>
       <w:r>
         <w:rPr w:rFonts="맑은 고딕">
           <w:rFonts w:ascii="맑은 고딕" w:hAnsi="맑은 고딕" w:eastAsia="맑은 고딕"/>
           <w:b w:val="0"/>
           <w:sz w:val="21"/>
         </w:rPr>
-        <w:t>또한, 앨범에는 한국의 대표 민요인 &lt;아리랑&gt;과 한명숙의 &lt;노란 셔츠의 사나이&gt; 등 한국의 유서 깊은 멜로디들이 폴 모리아 악단만의 독창적인 화성법으로 채색되어 수록되어 있습니다. 여기에 그의 전 세계적인 대표 히트곡인 &lt;Love Is Blue&gt;와 &lt;El Bimbo&gt; 등이 함께 실려 있어, 한국적 정서와 글로벌한 경음악의 정수를 한 번에 감상할 수 있는 독보적인 트랙 리스트를 자랑합니다.</w:t>
+        <w:t>Paul Mauriat (폴 모리아)</w:t>
       </w:r>
     </w:p>
     <w:p>
       <w:pPr>
-        <w:spacing w:line="312" w:lineRule="auto" w:after="120"/>
+        <w:spacing w:line="324" w:lineRule="auto" w:after="80"/>
       </w:pPr>
+      <w:r>
+        <w:rPr w:rFonts="맑은 고딕">
+          <w:rFonts w:ascii="맑은 고딕" w:hAnsi="맑은 고딕" w:eastAsia="맑은 고딕"/>
+          <w:b w:val="0"/>
+          <w:color w:val="6B7280"/>
+          <w:sz w:val="21"/>
+        </w:rPr>
+        <w:t xml:space="preserve">· </w:t>
+      </w:r>
+      <w:r>
+        <w:rPr w:rFonts="맑은 고딕">
+          <w:rFonts w:ascii="맑은 고딕" w:hAnsi="맑은 고딕" w:eastAsia="맑은 고딕"/>
+          <w:b/>
+          <w:color w:val="1F2937"/>
+          <w:sz w:val="21"/>
+        </w:rPr>
+        <w:t xml:space="preserve">발매 정보: </w:t>
+      </w:r>
       <w:r>
         <w:rPr w:rFonts="맑은 고딕">
           <w:rFonts w:ascii="맑은 고딕" w:hAnsi="맑은 고딕" w:eastAsia="맑은 고딕"/>
           <w:b w:val="0"/>
           <w:sz w:val="21"/>
         </w:rPr>
-        <w:t>이 LP는 단순히 해외 거장의 한국 가요 커버 음반이라는 차원을 넘어, 동서양 음악의 훌륭한 교류 사례이자 1970~80년대 LP 시대를 풍미했던 특유의 따뜻하고 풍성한 아날로그 사운드를 고스란히 간직한 명반입니다. 화려하면서도 과하지 않은 편곡, 깊고 맑은 오케스트라의 울림은 청자에게 시대를 초월한 클래식한 감동과 아련한 향수를 선사합니다.</w:t>
+        <w:t>1979년 폴 모리아가 한국 팬들에 대한 깊은 애정과 경의를 담아 필립스(Philips) 레이블을 통해 기획·발매한 특별 음반으로, 국내에서는 성음레코드를 통해 라이선스로 보급되며 오디오 파일과 대중 모두에게 뜨거운 찬사를 받았습니다.</w:t>
+      </w:r>
+    </w:p>
+    <w:p>
+      <w:pPr>
+        <w:spacing w:line="324" w:lineRule="auto" w:after="80"/>
+      </w:pPr>
+      <w:r>
+        <w:rPr w:rFonts="맑은 고딕">
+          <w:rFonts w:ascii="맑은 고딕" w:hAnsi="맑은 고딕" w:eastAsia="맑은 고딕"/>
+          <w:b w:val="0"/>
+          <w:color w:val="6B7280"/>
+          <w:sz w:val="21"/>
+        </w:rPr>
+        <w:t xml:space="preserve">· </w:t>
+      </w:r>
+      <w:r>
+        <w:rPr w:rFonts="맑은 고딕">
+          <w:rFonts w:ascii="맑은 고딕" w:hAnsi="맑은 고딕" w:eastAsia="맑은 고딕"/>
+          <w:b/>
+          <w:color w:val="1F2937"/>
+          <w:sz w:val="21"/>
+        </w:rPr>
+        <w:t xml:space="preserve">LP 인기도(판매량): </w:t>
+      </w:r>
+      <w:r>
+        <w:rPr w:rFonts="맑은 고딕">
+          <w:rFonts w:ascii="맑은 고딕" w:hAnsi="맑은 고딕" w:eastAsia="맑은 고딕"/>
+          <w:b w:val="0"/>
+          <w:sz w:val="21"/>
+        </w:rPr>
+        <w:t>발매 당시 국내 팝 및 경음악 부문에서 유례없는 경이적인 판매고를 기록하였으며, 당시 음악다방과 라디오 시그널, 그리고 각 가정의 전축(Hi-Fi) 시스템을 수놓은 최고의 스테디셀러로 자리매김했습니다.</w:t>
+      </w:r>
+    </w:p>
+    <w:p>
+      <w:pPr>
+        <w:spacing w:line="324" w:lineRule="auto" w:after="80"/>
+      </w:pPr>
+      <w:r>
+        <w:rPr w:rFonts="맑은 고딕">
+          <w:rFonts w:ascii="맑은 고딕" w:hAnsi="맑은 고딕" w:eastAsia="맑은 고딕"/>
+          <w:b w:val="0"/>
+          <w:color w:val="6B7280"/>
+          <w:sz w:val="21"/>
+        </w:rPr>
+        <w:t xml:space="preserve">· </w:t>
+      </w:r>
+      <w:r>
+        <w:rPr w:rFonts="맑은 고딕">
+          <w:rFonts w:ascii="맑은 고딕" w:hAnsi="맑은 고딕" w:eastAsia="맑은 고딕"/>
+          <w:b/>
+          <w:color w:val="1F2937"/>
+          <w:sz w:val="21"/>
+        </w:rPr>
+        <w:t xml:space="preserve">각종 수상경력: </w:t>
+      </w:r>
+      <w:r>
+        <w:rPr w:rFonts="맑은 고딕">
+          <w:rFonts w:ascii="맑은 고딕" w:hAnsi="맑은 고딕" w:eastAsia="맑은 고딕"/>
+          <w:b w:val="0"/>
+          <w:sz w:val="21"/>
+        </w:rPr>
+        <w:t>폴 모리아는 프랑스 정부로부터 문화예술공로훈장과 프랑스 디스크 대상(Grand Prix du Disque)을 수상한 거장으로, 본 앨범 역시 동양의 정서를 서구 관현악의 세련미로 완벽히 포섭했다는 평단과 대중의 만장일치 격찬을 받았습니다.</w:t>
+      </w:r>
+    </w:p>
+    <w:p>
+      <w:pPr>
+        <w:spacing w:line="324" w:lineRule="auto" w:before="200" w:after="80"/>
+      </w:pPr>
+      <w:r>
+        <w:rPr w:rFonts="맑은 고딕">
+          <w:rFonts w:ascii="맑은 고딕" w:hAnsi="맑은 고딕" w:eastAsia="맑은 고딕"/>
+          <w:b/>
+          <w:color w:val="1E3A8A"/>
+          <w:sz w:val="24"/>
+        </w:rPr>
+        <w:t>2. 아티스트 정보</w:t>
+      </w:r>
+    </w:p>
+    <w:p>
+      <w:pPr>
+        <w:spacing w:line="324" w:lineRule="auto" w:after="80"/>
+      </w:pPr>
+      <w:r>
+        <w:rPr w:rFonts="맑은 고딕">
+          <w:rFonts w:ascii="맑은 고딕" w:hAnsi="맑은 고딕" w:eastAsia="맑은 고딕"/>
+          <w:b w:val="0"/>
+          <w:color w:val="6B7280"/>
+          <w:sz w:val="21"/>
+        </w:rPr>
+        <w:t xml:space="preserve">· </w:t>
+      </w:r>
+      <w:r>
+        <w:rPr w:rFonts="맑은 고딕">
+          <w:rFonts w:ascii="맑은 고딕" w:hAnsi="맑은 고딕" w:eastAsia="맑은 고딕"/>
+          <w:b/>
+          <w:color w:val="1F2937"/>
+          <w:sz w:val="21"/>
+        </w:rPr>
+        <w:t xml:space="preserve">국적: </w:t>
+      </w:r>
+      <w:r>
+        <w:rPr w:rFonts="맑은 고딕">
+          <w:rFonts w:ascii="맑은 고딕" w:hAnsi="맑은 고딕" w:eastAsia="맑은 고딕"/>
+          <w:b w:val="0"/>
+          <w:sz w:val="21"/>
+        </w:rPr>
+        <w:t>프랑스</w:t>
+      </w:r>
+    </w:p>
+    <w:p>
+      <w:pPr>
+        <w:spacing w:line="324" w:lineRule="auto" w:after="80"/>
+      </w:pPr>
+      <w:r>
+        <w:rPr w:rFonts="맑은 고딕">
+          <w:rFonts w:ascii="맑은 고딕" w:hAnsi="맑은 고딕" w:eastAsia="맑은 고딕"/>
+          <w:b w:val="0"/>
+          <w:color w:val="6B7280"/>
+          <w:sz w:val="21"/>
+        </w:rPr>
+        <w:t xml:space="preserve">· </w:t>
+      </w:r>
+      <w:r>
+        <w:rPr w:rFonts="맑은 고딕">
+          <w:rFonts w:ascii="맑은 고딕" w:hAnsi="맑은 고딕" w:eastAsia="맑은 고딕"/>
+          <w:b/>
+          <w:color w:val="1F2937"/>
+          <w:sz w:val="21"/>
+        </w:rPr>
+        <w:t xml:space="preserve">생몰년도: </w:t>
+      </w:r>
+      <w:r>
+        <w:rPr w:rFonts="맑은 고딕">
+          <w:rFonts w:ascii="맑은 고딕" w:hAnsi="맑은 고딕" w:eastAsia="맑은 고딕"/>
+          <w:b w:val="0"/>
+          <w:sz w:val="21"/>
+        </w:rPr>
+        <w:t>1925년 3월 4일 ~ 2006년 11월 3일</w:t>
+      </w:r>
+    </w:p>
+    <w:p>
+      <w:pPr>
+        <w:spacing w:line="324" w:lineRule="auto" w:after="80"/>
+      </w:pPr>
+      <w:r>
+        <w:rPr w:rFonts="맑은 고딕">
+          <w:rFonts w:ascii="맑은 고딕" w:hAnsi="맑은 고딕" w:eastAsia="맑은 고딕"/>
+          <w:b w:val="0"/>
+          <w:color w:val="6B7280"/>
+          <w:sz w:val="21"/>
+        </w:rPr>
+        <w:t xml:space="preserve">· </w:t>
+      </w:r>
+      <w:r>
+        <w:rPr w:rFonts="맑은 고딕">
+          <w:rFonts w:ascii="맑은 고딕" w:hAnsi="맑은 고딕" w:eastAsia="맑은 고딕"/>
+          <w:b/>
+          <w:color w:val="1F2937"/>
+          <w:sz w:val="21"/>
+        </w:rPr>
+        <w:t xml:space="preserve">그룹 소속: </w:t>
+      </w:r>
+      <w:r>
+        <w:rPr w:rFonts="맑은 고딕">
+          <w:rFonts w:ascii="맑은 고딕" w:hAnsi="맑은 고딕" w:eastAsia="맑은 고딕"/>
+          <w:b w:val="0"/>
+          <w:sz w:val="21"/>
+        </w:rPr>
+        <w:t>폴 모리아 그랜드 오케스트라 (Paul Mauriat Grand Orchestra, 지휘자 및 편곡자)</w:t>
+      </w:r>
+    </w:p>
+    <w:p>
+      <w:pPr>
+        <w:spacing w:line="324" w:lineRule="auto" w:after="80"/>
+      </w:pPr>
+      <w:r>
+        <w:rPr w:rFonts="맑은 고딕">
+          <w:rFonts w:ascii="맑은 고딕" w:hAnsi="맑은 고딕" w:eastAsia="맑은 고딕"/>
+          <w:b w:val="0"/>
+          <w:color w:val="6B7280"/>
+          <w:sz w:val="21"/>
+        </w:rPr>
+        <w:t xml:space="preserve">· </w:t>
+      </w:r>
+      <w:r>
+        <w:rPr w:rFonts="맑은 고딕">
+          <w:rFonts w:ascii="맑은 고딕" w:hAnsi="맑은 고딕" w:eastAsia="맑은 고딕"/>
+          <w:b/>
+          <w:color w:val="1F2937"/>
+          <w:sz w:val="21"/>
+        </w:rPr>
+        <w:t xml:space="preserve">아티스트 소개: </w:t>
+      </w:r>
+      <w:r>
+        <w:rPr w:rFonts="맑은 고딕">
+          <w:rFonts w:ascii="맑은 고딕" w:hAnsi="맑은 고딕" w:eastAsia="맑은 고딕"/>
+          <w:b w:val="0"/>
+          <w:sz w:val="21"/>
+        </w:rPr>
+        <w:t>팝과 클래식의 경계를 허문 '이지 리스닝(Easy Listening)' 음악의 황제로, 1968년 ‘Love is Blue’로 프랑스 아티스트 최초로 빌보드 핫 100 1위에 오르며 세계적인 명성을 얻었습니다. 투명하고 섬세한 현악기 편곡, 청량한 하프시코드의 사용, 그리고 감각적인 리듬 섹션의 조화를 통해 전 세계 음악 애호가들에게 오케스트라 팝의 진수를 각인시켰습니다.</w:t>
+      </w:r>
+    </w:p>
+    <w:p>
+      <w:pPr>
+        <w:spacing w:line="324" w:lineRule="auto" w:before="200" w:after="80"/>
+      </w:pPr>
+      <w:r>
+        <w:rPr w:rFonts="맑은 고딕">
+          <w:rFonts w:ascii="맑은 고딕" w:hAnsi="맑은 고딕" w:eastAsia="맑은 고딕"/>
+          <w:b/>
+          <w:color w:val="1E3A8A"/>
+          <w:sz w:val="24"/>
+        </w:rPr>
+        <w:t>3. 음반 상세 분석</w:t>
+      </w:r>
+    </w:p>
+    <w:p>
+      <w:pPr>
+        <w:spacing w:line="324" w:lineRule="auto" w:after="80"/>
+      </w:pPr>
+      <w:r>
+        <w:rPr w:rFonts="맑은 고딕">
+          <w:rFonts w:ascii="맑은 고딕" w:hAnsi="맑은 고딕" w:eastAsia="맑은 고딕"/>
+          <w:b w:val="0"/>
+          <w:color w:val="6B7280"/>
+          <w:sz w:val="21"/>
+        </w:rPr>
+        <w:t xml:space="preserve">· </w:t>
+      </w:r>
+      <w:r>
+        <w:rPr w:rFonts="맑은 고딕">
+          <w:rFonts w:ascii="맑은 고딕" w:hAnsi="맑은 고딕" w:eastAsia="맑은 고딕"/>
+          <w:b/>
+          <w:color w:val="1F2937"/>
+          <w:sz w:val="21"/>
+        </w:rPr>
+        <w:t xml:space="preserve">역사적 위치: </w:t>
+      </w:r>
+      <w:r>
+        <w:rPr w:rFonts="맑은 고딕">
+          <w:rFonts w:ascii="맑은 고딕" w:hAnsi="맑은 고딕" w:eastAsia="맑은 고딕"/>
+          <w:b w:val="0"/>
+          <w:sz w:val="21"/>
+        </w:rPr>
+        <w:t>한국의 대중가요 선율이 서구 정상급 오케스트라의 정규 레퍼토리로 채택되어 고전의 반열에 오를 수 있음을 보여준 상징적인 앨범입니다. 원곡의 트로트적 애절함에 보사노바와 샹송의 우아한 숨결을 불어넣어, 지역적 한계를 벗어나 전 세계인이 공감할 수 있는 글로벌 스탠더드 팝 오케스트레이션의 전형을 완성했습니다.</w:t>
+      </w:r>
+    </w:p>
+    <w:p>
+      <w:pPr>
+        <w:spacing w:line="324" w:lineRule="auto" w:after="80"/>
+      </w:pPr>
+      <w:r>
+        <w:rPr w:rFonts="맑은 고딕">
+          <w:rFonts w:ascii="맑은 고딕" w:hAnsi="맑은 고딕" w:eastAsia="맑은 고딕"/>
+          <w:b w:val="0"/>
+          <w:color w:val="6B7280"/>
+          <w:sz w:val="21"/>
+        </w:rPr>
+        <w:t xml:space="preserve">· </w:t>
+      </w:r>
+      <w:r>
+        <w:rPr w:rFonts="맑은 고딕">
+          <w:rFonts w:ascii="맑은 고딕" w:hAnsi="맑은 고딕" w:eastAsia="맑은 고딕"/>
+          <w:b/>
+          <w:color w:val="1F2937"/>
+          <w:sz w:val="21"/>
+        </w:rPr>
+        <w:t xml:space="preserve">시대의 흔적(스토리텔링): </w:t>
+      </w:r>
+      <w:r>
+        <w:rPr w:rFonts="맑은 고딕">
+          <w:rFonts w:ascii="맑은 고딕" w:hAnsi="맑은 고딕" w:eastAsia="맑은 고딕"/>
+          <w:b w:val="0"/>
+          <w:sz w:val="21"/>
+        </w:rPr>
+        <w:t>산업화의 격랑 속에서 이별과 재회의 아픔을 달래던 1970~80년대 한국인들의 서정적 피난처가 되어준 음반입니다. 항구도시 부산을 향한 절절한 그리움은 폴 모리아의 지휘봉 아래 낭만적인 파리의 빗방울처럼 흩날리며, 당시 청춘들에게는 세련된 서구 문화의 향기를, 기성세대에게는 깊은 감정적 위로를 동시에 안겨주었습니다.</w:t>
+      </w:r>
+    </w:p>
+    <w:p>
+      <w:pPr>
+        <w:spacing w:line="324" w:lineRule="auto" w:before="200" w:after="80"/>
+      </w:pPr>
+      <w:r>
+        <w:rPr w:rFonts="맑은 고딕">
+          <w:rFonts w:ascii="맑은 고딕" w:hAnsi="맑은 고딕" w:eastAsia="맑은 고딕"/>
+          <w:b/>
+          <w:color w:val="1E3A8A"/>
+          <w:sz w:val="24"/>
+        </w:rPr>
+        <w:t>4. 주요 수록곡 및 감상 제언</w:t>
+      </w:r>
+    </w:p>
+    <w:p>
+      <w:pPr>
+        <w:spacing w:line="324" w:lineRule="auto" w:after="80"/>
+      </w:pPr>
+      <w:r>
+        <w:rPr w:rFonts="맑은 고딕">
+          <w:rFonts w:ascii="맑은 고딕" w:hAnsi="맑은 고딕" w:eastAsia="맑은 고딕"/>
+          <w:b w:val="0"/>
+          <w:color w:val="6B7280"/>
+          <w:sz w:val="21"/>
+        </w:rPr>
+        <w:t xml:space="preserve">· </w:t>
+      </w:r>
+      <w:r>
+        <w:rPr w:rFonts="맑은 고딕">
+          <w:rFonts w:ascii="맑은 고딕" w:hAnsi="맑은 고딕" w:eastAsia="맑은 고딕"/>
+          <w:b/>
+          <w:color w:val="1F2937"/>
+          <w:sz w:val="21"/>
+        </w:rPr>
+        <w:t xml:space="preserve">주요 수록곡 특징: </w:t>
+      </w:r>
+      <w:r>
+        <w:rPr w:rFonts="맑은 고딕">
+          <w:rFonts w:ascii="맑은 고딕" w:hAnsi="맑은 고딕" w:eastAsia="맑은 고딕"/>
+          <w:b w:val="0"/>
+          <w:sz w:val="21"/>
+        </w:rPr>
+        <w:t>타이틀곡 ‘Please Return to Pusan Port(돌아와요 부산항에)’는 특유의 하프시코드 도입부와 극적으로 상승하는 스트링 앙상블이 원곡의 한(恨)을 찬연한 비장미로 치환하는 압도적 명연입니다. 이와 더불어 앨범 전반에 흐르는 유장한 관현악과 리드미컬한 브라스 사운드는 지중해의 청량감과 고전적 품격을 넘나들며 귀를 매혹합니다.</w:t>
+      </w:r>
+    </w:p>
+    <w:p>
+      <w:pPr>
+        <w:spacing w:line="324" w:lineRule="auto" w:after="80"/>
+      </w:pPr>
+      <w:r>
+        <w:rPr w:rFonts="맑은 고딕">
+          <w:rFonts w:ascii="맑은 고딕" w:hAnsi="맑은 고딕" w:eastAsia="맑은 고딕"/>
+          <w:b w:val="0"/>
+          <w:color w:val="6B7280"/>
+          <w:sz w:val="21"/>
+        </w:rPr>
+        <w:t xml:space="preserve">· </w:t>
+      </w:r>
+      <w:r>
+        <w:rPr w:rFonts="맑은 고딕">
+          <w:rFonts w:ascii="맑은 고딕" w:hAnsi="맑은 고딕" w:eastAsia="맑은 고딕"/>
+          <w:b/>
+          <w:color w:val="1F2937"/>
+          <w:sz w:val="21"/>
+        </w:rPr>
+        <w:t xml:space="preserve">빈티지 감상 제언: </w:t>
+      </w:r>
+      <w:r>
+        <w:rPr w:rFonts="맑은 고딕">
+          <w:rFonts w:ascii="맑은 고딕" w:hAnsi="맑은 고딕" w:eastAsia="맑은 고딕"/>
+          <w:b w:val="0"/>
+          <w:sz w:val="21"/>
+        </w:rPr>
+        <w:t>턴테이블의 바늘이 소리골을 지날 때 발생하는 미세한 질감 속에서 폴 모리아 사운드의 핵심인 현악 파트의 배음(Harmonics)이 가장 풍성하게 되살아납니다. 진공관 앰프를 통해 재생할 때 하프시코드의 명징한 타건음과 첼로·바이올린 섹션의 따스한 온기, 그리고 공간을 감싸는 리버브의 잔향이 극대화되어 아날로그 오디오의 참된 묘미를 만끽할 수 있습니다.</w:t>
+      </w:r>
+    </w:p>
+    <w:p>
+      <w:pPr>
+        <w:spacing w:line="324" w:lineRule="auto" w:after="80"/>
+      </w:pPr>
+      <w:r>
+        <w:rPr w:rFonts="맑은 고딕">
+          <w:rFonts w:ascii="맑은 고딕" w:hAnsi="맑은 고딕" w:eastAsia="맑은 고딕"/>
+          <w:b w:val="0"/>
+          <w:color w:val="6B7280"/>
+          <w:sz w:val="21"/>
+        </w:rPr>
+        <w:t xml:space="preserve">· </w:t>
+      </w:r>
+      <w:r>
+        <w:rPr w:rFonts="맑은 고딕">
+          <w:rFonts w:ascii="맑은 고딕" w:hAnsi="맑은 고딕" w:eastAsia="맑은 고딕"/>
+          <w:b/>
+          <w:color w:val="1F2937"/>
+          <w:sz w:val="21"/>
+        </w:rPr>
+        <w:t xml:space="preserve">소장 가치: </w:t>
+      </w:r>
+      <w:r>
+        <w:rPr w:rFonts="맑은 고딕">
+          <w:rFonts w:ascii="맑은 고딕" w:hAnsi="맑은 고딕" w:eastAsia="맑은 고딕"/>
+          <w:b w:val="0"/>
+          <w:sz w:val="21"/>
+        </w:rPr>
+        <w:t>세계적인 거장의 시선으로 한국의 정서를 재해석한 독보적인 문화적 사료이자, 아날로그 황금기 오케스트라 레코딩 기술의 정수가 담긴 수작으로 빈티지 바이닐 컬렉터라면 결코 놓쳐서는 안 될 필청 음반입니다.</w:t>
+      </w:r>
+    </w:p>
+    <w:p>
+      <w:pPr>
+        <w:spacing w:line="324" w:lineRule="auto" w:after="120" w:before="160"/>
+      </w:pPr>
+      <w:r>
+        <w:rPr w:rFonts="맑은 고딕">
+          <w:rFonts w:ascii="맑은 고딕" w:hAnsi="맑은 고딕" w:eastAsia="맑은 고딕"/>
+          <w:b/>
+          <w:color w:val="4338CA"/>
+          <w:sz w:val="21"/>
+        </w:rPr>
+        <w:t>이 음반을 통해 한국의 애절한 선율과 프렌치 오케스트라의 우아함이 빚어내는 시대를 초월한 감동을 다시 한번 경험해 보시는 것은 어떨까요?</w:t>
       </w:r>
     </w:p>
     <w:sectPr>
       <w:pgSz w:w="12240" w:h="15840"/>
-      <w:pgMar w:top="1440" w:right="1440" w:bottom="1440" w:left="1440" w:header="720" w:footer="720" w:gutter="0"/>
+      <w:pgMar w:top="1152" w:right="1296" w:bottom="1152" w:left="1296" w:header="720" w:footer="720" w:gutter="0"/>
       <w:cols w:space="720"/>
       <w:docGrid w:linePitch="360"/>
     </w:sectPr>

--- a/word_reports/LP_0270_위치_494_Paul Mauriat_Please Retur.docx
+++ b/word_reports/LP_0270_위치_494_Paul Mauriat_Please Retur.docx
@@ -32,7 +32,7 @@
     </w:p>
     <w:p>
       <w:pPr>
-        <w:spacing w:line="324" w:lineRule="auto" w:before="80" w:after="160"/>
+        <w:spacing w:line="324" w:lineRule="auto" w:before="80" w:after="120"/>
       </w:pPr>
       <w:r>
         <w:rPr w:rFonts="맑은 고딕">
@@ -42,13 +42,6 @@
           <w:sz w:val="22"/>
         </w:rPr>
         <w:t xml:space="preserve">[음반 소개] </w:t>
-      </w:r>
-      <w:r>
-        <w:rPr w:rFonts="맑은 고딕">
-          <w:rFonts w:ascii="맑은 고딕" w:hAnsi="맑은 고딕" w:eastAsia="맑은 고딕"/>
-          <w:b w:val="0"/>
-          <w:sz w:val="21"/>
-        </w:rPr>
       </w:r>
     </w:p>
     <w:p>
@@ -61,7 +54,33 @@
           <w:b w:val="0"/>
           <w:sz w:val="21"/>
         </w:rPr>
-        <w:t>프랑스 경음악의 거장 폴 모리아가 한국인의 가슴 깊은 곳에 자리한 민족적 애환과 서정을 특유의 유려한 프렌치 오케스트레이션으로 승화시킨 기념비적인 명반입니다. 1970년대 후반 대한민국을 뒤흔들었던 조용필의 절창 ‘돌아와요 부산항에’를 비롯한 친숙한 멜로디들이 파리지앵의 세련된 감수성과 만나 이국적이면서도 찬란한 관현악의 파노라마로 다시 태어났습니다. 동서양의 정서가 가장 아름다운 지점에서 조우하며 시대를 초월한 감동을 선사하는 이 앨범은, 한국 가요의 보편적 아름다움을 세계적 수준의 편곡 미학으로 증명해 낸 역사적 기록입니다.</w:t>
+        <w:t>프렌치 팝 오케스트라의 거장 폴 모리아(Paul Mauriat)가 빚어낸 이 음반은, 서구의 세련된 음악적 문법과 한국인의 깊은 정서가 가장 눈부신 순간에 조우한 20세기 대중음악사의 기적과도 같은 결실입니다. 1970년대 후반, 세계적인 명성을 누리던 폴 모리아는 한국을 방문하며 우리 민족의 고유한 서정성에 깊이 매료되었고, 당시 대한민국 전역을 뒤흔들었던 조용필의 불멸의 명곡 ‘돌아와요 부산항에’를 자신만의 독창적인 오케스트레이션으로 재해석하기에 이르렀습니다. 이 음반은 단순한 이국적 취향의 번안을 넘어, 언어와 문화의 장벽을 초월하여 보편적인 인간의 영혼을 울리는 선율의 힘을 증명해 낸 역사적 기록입니다.</w:t>
+      </w:r>
+    </w:p>
+    <w:p>
+      <w:pPr>
+        <w:spacing w:line="324" w:lineRule="auto" w:after="120"/>
+      </w:pPr>
+      <w:r>
+        <w:rPr w:rFonts="맑은 고딕">
+          <w:rFonts w:ascii="맑은 고딕" w:hAnsi="맑은 고딕" w:eastAsia="맑은 고딕"/>
+          <w:b w:val="0"/>
+          <w:sz w:val="21"/>
+        </w:rPr>
+        <w:t>본작에서 폴 모리아가 추구한 예술적 철학은 '슬픔의 승화'와 '선율의 순수미'에 닿아 있습니다. 원곡이 지닌 특유의 애달픈 한(恨)과 이별의 비장미를 해치지 않으면서도, 지중해의 눈부신 햇살을 머금은 듯 투명한 하프시코드와 유려하게 굽이치는 스트링 섹션, 그리고 경쾌하면서도 절제된 리듬을 덧입혀 격조 높은 도회적 낭만으로 재탄생시켰습니다. 부산항의 차가운 밤안개와 프랑스 파리의 낭만적인 공기가 교차하는 지점에서 피어난 이 사운드는, 감상자로 하여금 시대를 초월한 서정적 도취경으로 이끌며 폴 모리아가 평생을 바쳐 구축해 온 ‘이지 리스닝(Easy Listening)’의 궁극적 미학을 유감없이 보여줍니다.</w:t>
+      </w:r>
+    </w:p>
+    <w:p>
+      <w:pPr>
+        <w:spacing w:line="324" w:lineRule="auto" w:after="120"/>
+      </w:pPr>
+      <w:r>
+        <w:rPr w:rFonts="맑은 고딕">
+          <w:rFonts w:ascii="맑은 고딕" w:hAnsi="맑은 고딕" w:eastAsia="맑은 고딕"/>
+          <w:b w:val="0"/>
+          <w:sz w:val="21"/>
+        </w:rPr>
+        <w:t>세월이 흘러 디지털 음원이 범람하는 오늘날에도 이 음반이 전해주는 감흥이 각별한 까닭은, 그 시절 청춘들의 고단한 일상을 위로하던 따스한 온기와 시대의 낭만이 음반의 소리골마다 오롯이 새겨져 있기 때문입니다. 화려함 뒤에 숨겨진 서정적 진정성, 그리고 오케스트라 단원 한 사람 한 사람의 호흡이 만들어낸 유기적인 하모니는 아날로그 바이닐의 회전과 함께 더욱 짙은 노스탤지어로 번져갑니다. 동양의 작은 반도에서 울려 퍼진 애절한 노래가 세계적 거장의 지휘봉 끝에서 찬란한 예술적 숨결을 얻게 된 이 음반은 영원히 지워지지 않을 음악적 찬가입니다.</w:t>
       </w:r>
     </w:p>
     <w:p>
@@ -168,7 +187,7 @@
           <w:b w:val="0"/>
           <w:sz w:val="21"/>
         </w:rPr>
-        <w:t>1979년 폴 모리아가 한국 팬들에 대한 깊은 애정과 경의를 담아 필립스(Philips) 레이블을 통해 기획·발매한 특별 음반으로, 국내에서는 성음레코드를 통해 라이선스로 보급되며 오디오 파일과 대중 모두에게 뜨거운 찬사를 받았습니다.</w:t>
+        <w:t>1979년 폴 모리아의 내한 공연과 아시아 투어의 뜨거운 반향 속에서 필립스(Philips) 레이블을 통해 기획·발매되었으며, 한국 대중가요를 타이틀로 내세워 세계적인 배급망을 통해 널리 소개된 기념비적인 앨범입니다.</w:t>
       </w:r>
     </w:p>
     <w:p>
@@ -199,7 +218,7 @@
           <w:b w:val="0"/>
           <w:sz w:val="21"/>
         </w:rPr>
-        <w:t>발매 당시 국내 팝 및 경음악 부문에서 유례없는 경이적인 판매고를 기록하였으며, 당시 음악다방과 라디오 시그널, 그리고 각 가정의 전축(Hi-Fi) 시스템을 수놓은 최고의 스테디셀러로 자리매김했습니다.</w:t>
+        <w:t>발매 당시 국내 라이선스 음반 차트를 석권하며 경이적인 판매고를 기록하였고, 한국뿐 아니라 일본과 동남아시아 시장에서도 폭발적인 사랑을 받으며 골든 디스크를 달성한 공전의 메가 히트반입니다.</w:t>
       </w:r>
     </w:p>
     <w:p>
@@ -230,7 +249,7 @@
           <w:b w:val="0"/>
           <w:sz w:val="21"/>
         </w:rPr>
-        <w:t>폴 모리아는 프랑스 정부로부터 문화예술공로훈장과 프랑스 디스크 대상(Grand Prix du Disque)을 수상한 거장으로, 본 앨범 역시 동양의 정서를 서구 관현악의 세련미로 완벽히 포섭했다는 평단과 대중의 만장일치 격찬을 받았습니다.</w:t>
+        <w:t>프랑스 음반 아카데미 대상(Grand Prix du Disque)에 빛나는 거장의 독보적 편곡 역량을 입증받았으며, 동서양 대중음악 크로스오버의 가장 성공적인 표본으로 한불 문화교류사에서 영구히 기록될 최고의 찬사를 받았습니다.</w:t>
       </w:r>
     </w:p>
     <w:p>
@@ -275,7 +294,7 @@
           <w:b w:val="0"/>
           <w:sz w:val="21"/>
         </w:rPr>
-        <w:t>프랑스</w:t>
+        <w:t>프랑스 (France)</w:t>
       </w:r>
     </w:p>
     <w:p>
@@ -337,7 +356,7 @@
           <w:b w:val="0"/>
           <w:sz w:val="21"/>
         </w:rPr>
-        <w:t>폴 모리아 그랜드 오케스트라 (Paul Mauriat Grand Orchestra, 지휘자 및 편곡자)</w:t>
+        <w:t>폴 모리아 그랜드 오케스트라 (Paul Mauriat Grand Orchestra) 리더 및 솔로 지휘자</w:t>
       </w:r>
     </w:p>
     <w:p>
@@ -368,7 +387,7 @@
           <w:b w:val="0"/>
           <w:sz w:val="21"/>
         </w:rPr>
-        <w:t>팝과 클래식의 경계를 허문 '이지 리스닝(Easy Listening)' 음악의 황제로, 1968년 ‘Love is Blue’로 프랑스 아티스트 최초로 빌보드 핫 100 1위에 오르며 세계적인 명성을 얻었습니다. 투명하고 섬세한 현악기 편곡, 청량한 하프시코드의 사용, 그리고 감각적인 리듬 섹션의 조화를 통해 전 세계 음악 애호가들에게 오케스트라 팝의 진수를 각인시켰습니다.</w:t>
+        <w:t>폴 모리아는 클래식의 정통적인 화성미와 팝 음악의 대중적 감수성을 절묘하게 융합하여 '경음악'의 지평을 전 세계적으로 확장한 금세기 최고의 마에스트로입니다. 빌보드 핫 100 1위를 기록한 'Love Is Blue'를 비롯해 무수한 명곡을 남기며 프렌치 팝 오케스트라의 황금기를 이끌었습니다.</w:t>
       </w:r>
     </w:p>
     <w:p>
@@ -413,7 +432,7 @@
           <w:b w:val="0"/>
           <w:sz w:val="21"/>
         </w:rPr>
-        <w:t>한국의 대중가요 선율이 서구 정상급 오케스트라의 정규 레퍼토리로 채택되어 고전의 반열에 오를 수 있음을 보여준 상징적인 앨범입니다. 원곡의 트로트적 애절함에 보사노바와 샹송의 우아한 숨결을 불어넣어, 지역적 한계를 벗어나 전 세계인이 공감할 수 있는 글로벌 스탠더드 팝 오케스트레이션의 전형을 완성했습니다.</w:t>
+        <w:t>한국의 대중가요가 세계적인 대편성 팝 오케스트라의 정규 타이틀곡으로 격상되어 글로벌 스탠다드 음악으로 공인받은 최초의 위대한 족적입니다. 이는 변방의 선율이 보편적 클래시컬 품격을 획득할 수 있음을 증명한 팝 음악사의 중대한 사건입니다.</w:t>
       </w:r>
     </w:p>
     <w:p>
@@ -444,7 +463,7 @@
           <w:b w:val="0"/>
           <w:sz w:val="21"/>
         </w:rPr>
-        <w:t>산업화의 격랑 속에서 이별과 재회의 아픔을 달래던 1970~80년대 한국인들의 서정적 피난처가 되어준 음반입니다. 항구도시 부산을 향한 절절한 그리움은 폴 모리아의 지휘봉 아래 낭만적인 파리의 빗방울처럼 흩날리며, 당시 청춘들에게는 세련된 서구 문화의 향기를, 기성세대에게는 깊은 감정적 위로를 동시에 안겨주었습니다.</w:t>
+        <w:t>1970년대 말과 80년대 초, 고단했던 산업화 시대를 통과하던 한국의 청년들과 대중에게 라디오와 전축에서 흘러나오던 이 연주곡은 메마른 가슴을 어루만져 주는 가장 세련된 위안이었습니다. 다방의 아늑한 불빛 아래서, 혹은 거실의 전축 바늘 끝에서 울려 퍼지던 부산항의 멜로디는 그 시대 사람들의 청춘과 그리움을 상징하는 소리의 초상이었습니다.</w:t>
       </w:r>
     </w:p>
     <w:p>
@@ -489,7 +508,99 @@
           <w:b w:val="0"/>
           <w:sz w:val="21"/>
         </w:rPr>
-        <w:t>타이틀곡 ‘Please Return to Pusan Port(돌아와요 부산항에)’는 특유의 하프시코드 도입부와 극적으로 상승하는 스트링 앙상블이 원곡의 한(恨)을 찬연한 비장미로 치환하는 압도적 명연입니다. 이와 더불어 앨범 전반에 흐르는 유장한 관현악과 리드미컬한 브라스 사운드는 지중해의 청량감과 고전적 품격을 넘나들며 귀를 매혹합니다.</w:t>
+      </w:r>
+    </w:p>
+    <w:p>
+      <w:pPr>
+        <w:spacing w:line="324" w:lineRule="auto" w:after="80"/>
+      </w:pPr>
+      <w:r>
+        <w:rPr w:rFonts="맑은 고딕">
+          <w:rFonts w:ascii="맑은 고딕" w:hAnsi="맑은 고딕" w:eastAsia="맑은 고딕"/>
+          <w:b w:val="0"/>
+          <w:color w:val="6B7280"/>
+          <w:sz w:val="21"/>
+        </w:rPr>
+        <w:t xml:space="preserve">· </w:t>
+      </w:r>
+      <w:r>
+        <w:rPr w:rFonts="맑은 고딕">
+          <w:rFonts w:ascii="맑은 고딕" w:hAnsi="맑은 고딕" w:eastAsia="맑은 고딕"/>
+          <w:b/>
+          <w:color w:val="1F2937"/>
+          <w:sz w:val="21"/>
+        </w:rPr>
+        <w:t xml:space="preserve">"Please Return to Pusan Port (돌아와요 부산항에)": </w:t>
+      </w:r>
+      <w:r>
+        <w:rPr w:rFonts="맑은 고딕">
+          <w:rFonts w:ascii="맑은 고딕" w:hAnsi="맑은 고딕" w:eastAsia="맑은 고딕"/>
+          <w:b w:val="0"/>
+          <w:sz w:val="21"/>
+        </w:rPr>
+        <w:t>바이올린 군의 비장미 넘치는 트레몰로로 시작하여 청명한 하프시코드와 폭발하는 브라스 섹션이 어우러지며, 이별의 애환을 환희와 낭만의 카타르시스로 변모시키는 명연주입니다.</w:t>
+      </w:r>
+    </w:p>
+    <w:p>
+      <w:pPr>
+        <w:spacing w:line="324" w:lineRule="auto" w:after="80"/>
+      </w:pPr>
+      <w:r>
+        <w:rPr w:rFonts="맑은 고딕">
+          <w:rFonts w:ascii="맑은 고딕" w:hAnsi="맑은 고딕" w:eastAsia="맑은 고딕"/>
+          <w:b w:val="0"/>
+          <w:color w:val="6B7280"/>
+          <w:sz w:val="21"/>
+        </w:rPr>
+        <w:t xml:space="preserve">· </w:t>
+      </w:r>
+      <w:r>
+        <w:rPr w:rFonts="맑은 고딕">
+          <w:rFonts w:ascii="맑은 고딕" w:hAnsi="맑은 고딕" w:eastAsia="맑은 고딕"/>
+          <w:b/>
+          <w:color w:val="1F2937"/>
+          <w:sz w:val="21"/>
+        </w:rPr>
+        <w:t xml:space="preserve">"Arirang (아리랑)": </w:t>
+      </w:r>
+      <w:r>
+        <w:rPr w:rFonts="맑은 고딕">
+          <w:rFonts w:ascii="맑은 고딕" w:hAnsi="맑은 고딕" w:eastAsia="맑은 고딕"/>
+          <w:b w:val="0"/>
+          <w:sz w:val="21"/>
+        </w:rPr>
+        <w:t>한민족의 영혼이 깃든 멜로디를 한 폭의 인상주의 풍경화처럼 유려한 관현악의 색채로 풀어내어 가슴 벅찬 감동을 자아냅니다.</w:t>
+      </w:r>
+    </w:p>
+    <w:p>
+      <w:pPr>
+        <w:spacing w:line="324" w:lineRule="auto" w:after="80"/>
+      </w:pPr>
+      <w:r>
+        <w:rPr w:rFonts="맑은 고딕">
+          <w:rFonts w:ascii="맑은 고딕" w:hAnsi="맑은 고딕" w:eastAsia="맑은 고딕"/>
+          <w:b w:val="0"/>
+          <w:color w:val="6B7280"/>
+          <w:sz w:val="21"/>
+        </w:rPr>
+        <w:t xml:space="preserve">· </w:t>
+      </w:r>
+      <w:r>
+        <w:rPr w:rFonts="맑은 고딕">
+          <w:rFonts w:ascii="맑은 고딕" w:hAnsi="맑은 고딕" w:eastAsia="맑은 고딕"/>
+          <w:b/>
+          <w:color w:val="1F2937"/>
+          <w:sz w:val="21"/>
+        </w:rPr>
+        <w:t xml:space="preserve">기타 수록곡들: </w:t>
+      </w:r>
+      <w:r>
+        <w:rPr w:rFonts="맑은 고딕">
+          <w:rFonts w:ascii="맑은 고딕" w:hAnsi="맑은 고딕" w:eastAsia="맑은 고딕"/>
+          <w:b w:val="0"/>
+          <w:sz w:val="21"/>
+        </w:rPr>
+        <w:t>감미로운 프렌치 팝 특유의 화려한 스트링 어레인지와 모던한 리듬이 조화를 이루며 앨범 전체의 완성도를 극대화합니다.</w:t>
       </w:r>
     </w:p>
     <w:p>
@@ -520,7 +631,7 @@
           <w:b w:val="0"/>
           <w:sz w:val="21"/>
         </w:rPr>
-        <w:t>턴테이블의 바늘이 소리골을 지날 때 발생하는 미세한 질감 속에서 폴 모리아 사운드의 핵심인 현악 파트의 배음(Harmonics)이 가장 풍성하게 되살아납니다. 진공관 앰프를 통해 재생할 때 하프시코드의 명징한 타건음과 첼로·바이올린 섹션의 따스한 온기, 그리고 공간을 감싸는 리버브의 잔향이 극대화되어 아날로그 오디오의 참된 묘미를 만끽할 수 있습니다.</w:t>
+        <w:t>진공관 앰프 특유의 두툼하고 따뜻한 중음역과 고음질 턴테이블 카트리지가 긁어내는 섬세한 현악기의 결을 따라 감상할 때 그 진가가 온전히 드러납니다. 특히 관현악의 광활한 입체감과 맑게 부서지는 하프시코드의 배음은 아날로그 LP 시스템에서만 맛볼 수 있는 지고의 미학적 쾌감을 선사합니다.</w:t>
       </w:r>
     </w:p>
     <w:p>
@@ -551,7 +662,7 @@
           <w:b w:val="0"/>
           <w:sz w:val="21"/>
         </w:rPr>
-        <w:t>세계적인 거장의 시선으로 한국의 정서를 재해석한 독보적인 문화적 사료이자, 아날로그 황금기 오케스트라 레코딩 기술의 정수가 담긴 수작으로 빈티지 바이닐 컬렉터라면 결코 놓쳐서는 안 될 필청 음반입니다.</w:t>
+        <w:t>세계적인 거장의 시선으로 한국의 정서를 영구히 박제해 둔 문화적 보물이자, 7080 아날로그 황금기의 서정과 감수성이 오롯이 녹아있는 음반으로, 모든 클래식 및 팝 LP 컬렉터라면 필히 턴테이블 곁에 갖추어야 할 불후의 명반입니다.</w:t>
       </w:r>
     </w:p>
     <w:p>
@@ -565,7 +676,7 @@
           <w:color w:val="4338CA"/>
           <w:sz w:val="21"/>
         </w:rPr>
-        <w:t>이 음반을 통해 한국의 애절한 선율과 프렌치 오케스트라의 우아함이 빚어내는 시대를 초월한 감동을 다시 한번 경험해 보시는 것은 어떨까요?</w:t>
+        <w:t>이 음반을 통해 아날로그 바늘 끝에서 피어나는 우아한 프렌치 오케스트레이션과 한국적 서정이 전해주는 감동을 다시 한번 경험해 보시는 것은 어떨까요?</w:t>
       </w:r>
     </w:p>
     <w:sectPr>
